--- a/filesystem/ACTD/Claims/adjuster_note.docx
+++ b/filesystem/ACTD/Claims/adjuster_note.docx
@@ -155,7 +155,7 @@
                 <w:color w:val="21252B"/>
                 <w:sz w:val="20"/>
               </w:rPr>
-              <w:t>ACTD-2025-1018-KEELER (matter file). Individual claim nos.: Reyes ACTD-2026-0119 | Cho ACTD-2026-0114 | Mowbray ACTD-2026-0115 | City ACTD-2026-0117</w:t>
+              <w:t>ACTD-2025-1018-KEELER (matter file). Individual claim nos. not yet assigned; no Gov. Code § 910 claims presented as of this writing.</w:t>
             </w:r>
           </w:p>
         </w:tc>

--- a/filesystem/ACTD/Claims/adjuster_note.docx
+++ b/filesystem/ACTD/Claims/adjuster_note.docx
@@ -82,7 +82,7 @@
     </w:p>
     <w:tbl>
       <w:tblPr>
-        <w:tblW w:type="auto" w:w="0"/>
+        <w:tblW w:type="dxa" w:w="8928"/>
         <w:tblLayout w:type="fixed"/>
         <w:tblLook w:firstColumn="1" w:firstRow="1" w:lastColumn="0" w:lastRow="0" w:noHBand="0" w:noVBand="1" w:val="04A0"/>
         <w:tblBorders>
@@ -95,13 +95,13 @@
         </w:tblBorders>
       </w:tblPr>
       <w:tblGrid>
-        <w:gridCol w:w="2736"/>
-        <w:gridCol w:w="6624"/>
+        <w:gridCol w:w="2610"/>
+        <w:gridCol w:w="6318"/>
       </w:tblGrid>
       <w:tr>
         <w:tc>
           <w:tcPr>
-            <w:tcW w:type="dxa" w:w="2736"/>
+            <w:tcW w:type="dxa" w:w="2610"/>
             <w:vAlign w:val="top"/>
             <w:shd w:val="clear" w:color="auto" w:fill="EDE6D2"/>
             <w:tcMar>
@@ -132,7 +132,7 @@
         </w:tc>
         <w:tc>
           <w:tcPr>
-            <w:tcW w:type="dxa" w:w="6624"/>
+            <w:tcW w:type="dxa" w:w="6318"/>
             <w:vAlign w:val="top"/>
             <w:tcMar>
               <w:top w:w="80" w:type="dxa"/>
@@ -163,7 +163,7 @@
       <w:tr>
         <w:tc>
           <w:tcPr>
-            <w:tcW w:type="dxa" w:w="2736"/>
+            <w:tcW w:type="dxa" w:w="2610"/>
             <w:vAlign w:val="top"/>
             <w:shd w:val="clear" w:color="auto" w:fill="EDE6D2"/>
             <w:tcMar>
@@ -194,7 +194,7 @@
         </w:tc>
         <w:tc>
           <w:tcPr>
-            <w:tcW w:type="dxa" w:w="6624"/>
+            <w:tcW w:type="dxa" w:w="6318"/>
             <w:vAlign w:val="top"/>
             <w:tcMar>
               <w:top w:w="80" w:type="dxa"/>
@@ -225,7 +225,7 @@
       <w:tr>
         <w:tc>
           <w:tcPr>
-            <w:tcW w:type="dxa" w:w="2736"/>
+            <w:tcW w:type="dxa" w:w="2610"/>
             <w:vAlign w:val="top"/>
             <w:shd w:val="clear" w:color="auto" w:fill="EDE6D2"/>
             <w:tcMar>
@@ -256,7 +256,7 @@
         </w:tc>
         <w:tc>
           <w:tcPr>
-            <w:tcW w:type="dxa" w:w="6624"/>
+            <w:tcW w:type="dxa" w:w="6318"/>
             <w:vAlign w:val="top"/>
             <w:tcMar>
               <w:top w:w="80" w:type="dxa"/>
@@ -287,7 +287,7 @@
       <w:tr>
         <w:tc>
           <w:tcPr>
-            <w:tcW w:type="dxa" w:w="2736"/>
+            <w:tcW w:type="dxa" w:w="2610"/>
             <w:vAlign w:val="top"/>
             <w:shd w:val="clear" w:color="auto" w:fill="EDE6D2"/>
             <w:tcMar>
@@ -318,7 +318,7 @@
         </w:tc>
         <w:tc>
           <w:tcPr>
-            <w:tcW w:type="dxa" w:w="6624"/>
+            <w:tcW w:type="dxa" w:w="6318"/>
             <w:vAlign w:val="top"/>
             <w:tcMar>
               <w:top w:w="80" w:type="dxa"/>
@@ -349,7 +349,7 @@
       <w:tr>
         <w:tc>
           <w:tcPr>
-            <w:tcW w:type="dxa" w:w="2736"/>
+            <w:tcW w:type="dxa" w:w="2610"/>
             <w:vAlign w:val="top"/>
             <w:shd w:val="clear" w:color="auto" w:fill="EDE6D2"/>
             <w:tcMar>
@@ -380,7 +380,7 @@
         </w:tc>
         <w:tc>
           <w:tcPr>
-            <w:tcW w:type="dxa" w:w="6624"/>
+            <w:tcW w:type="dxa" w:w="6318"/>
             <w:vAlign w:val="top"/>
             <w:tcMar>
               <w:top w:w="80" w:type="dxa"/>
@@ -411,7 +411,7 @@
       <w:tr>
         <w:tc>
           <w:tcPr>
-            <w:tcW w:type="dxa" w:w="2736"/>
+            <w:tcW w:type="dxa" w:w="2610"/>
             <w:vAlign w:val="top"/>
             <w:shd w:val="clear" w:color="auto" w:fill="EDE6D2"/>
             <w:tcMar>
@@ -442,7 +442,7 @@
         </w:tc>
         <w:tc>
           <w:tcPr>
-            <w:tcW w:type="dxa" w:w="6624"/>
+            <w:tcW w:type="dxa" w:w="6318"/>
             <w:vAlign w:val="top"/>
             <w:tcMar>
               <w:top w:w="80" w:type="dxa"/>
@@ -473,7 +473,7 @@
       <w:tr>
         <w:tc>
           <w:tcPr>
-            <w:tcW w:type="dxa" w:w="2736"/>
+            <w:tcW w:type="dxa" w:w="2610"/>
             <w:vAlign w:val="top"/>
             <w:shd w:val="clear" w:color="auto" w:fill="EDE6D2"/>
             <w:tcMar>
@@ -504,7 +504,7 @@
         </w:tc>
         <w:tc>
           <w:tcPr>
-            <w:tcW w:type="dxa" w:w="6624"/>
+            <w:tcW w:type="dxa" w:w="6318"/>
             <w:vAlign w:val="top"/>
             <w:tcMar>
               <w:top w:w="80" w:type="dxa"/>

--- a/filesystem/ACTD/Claims/adjuster_note.docx
+++ b/filesystem/ACTD/Claims/adjuster_note.docx
@@ -73,7 +73,7 @@
           <w:rFonts w:ascii="Helvetica" w:hAnsi="Helvetica" w:cs="Helvetica" w:eastAsia="Helvetica"/>
           <w:b/>
           <w:i w:val="0"/>
-          <w:color w:val="A86A2D"/>
+          <w:color w:val="925C27"/>
           <w:sz w:val="26"/>
           <w:spacing w:val="80"/>
         </w:rPr>
@@ -1656,7 +1656,7 @@
           <w:rFonts w:ascii="Helvetica" w:hAnsi="Helvetica" w:cs="Helvetica" w:eastAsia="Helvetica"/>
           <w:b w:val="0"/>
           <w:i/>
-          <w:color w:val="A86A2D"/>
+          <w:color w:val="925C27"/>
           <w:sz w:val="20"/>
         </w:rPr>
         <w:t>Junior Claims Adjuster</w:t>
